--- a/Tests/OOXMLSwiftTests/Fixtures/mdocx/13a-bookmark-container/bookmark-container.normalized.docx
+++ b/Tests/OOXMLSwiftTests/Fixtures/mdocx/13a-bookmark-container/bookmark-container.normalized.docx
@@ -3,15 +3,13 @@
 <w:document xmlns:w="http://schemas.openxmlformats.org/wordprocessingml/2006/main" xmlns:w14="http://schemas.microsoft.com/office/word/2010/wordml" xmlns:r="http://schemas.openxmlformats.org/officeDocument/2006/relationships">
   <w:body>
     <w:p>
-      <w:bookmarkStart w:id="0" w:name="intro_text"/>
+      <w:bookmarkStart w:id="00000001" w:name="intro_text"/>
       <w:r>
-        <w:t xml:space="preserve">本章探討</w:t>
+        <w:t>本章探討</w:t>
       </w:r>
-      <w:bookmarkEnd w:id="0"/>
+      <w:bookmarkEnd w:id="00000001"/>
     </w:p>
-    <w:sectPr>
-      <w:pgSz w:w="12240" w:h="15840"/>
-    </w:sectPr>
+    <w:sectPr/>
   </w:body>
 </w:document>
 </file>